--- a/work/dtips.docx
+++ b/work/dtips.docx
@@ -34,7 +34,7 @@
         <w:t xml:space="preserve">S2026</w:t>
       </w:r>
     </w:p>
-    <w:bookmarkStart w:id="20" w:name="general-tips-and-advice"/>
+    <w:bookmarkStart w:id="9" w:name="general-tips-and-advice"/>
     <w:p>
       <w:pPr>
         <w:pStyle w:val="Heading2"/>
@@ -51,28 +51,7 @@
         </w:numPr>
       </w:pPr>
       <w:r>
-        <w:t xml:space="preserve">Refer to the other team as</w:t>
-      </w:r>
-      <w:r>
-        <w:t xml:space="preserve"> </w:t>
-      </w:r>
-      <w:r>
-        <w:t xml:space="preserve">“our opponents”</w:t>
-      </w:r>
-      <w:r>
-        <w:t xml:space="preserve"> </w:t>
-      </w:r>
-      <w:r>
-        <w:t xml:space="preserve">or</w:t>
-      </w:r>
-      <w:r>
-        <w:t xml:space="preserve"> </w:t>
-      </w:r>
-      <w:r>
-        <w:t xml:space="preserve">“my opponent”</w:t>
-      </w:r>
-      <w:r>
-        <w:t xml:space="preserve">.</w:t>
+        <w:t xml:space="preserve">Refer to the other team as “our opponents” or “my opponent”.</w:t>
       </w:r>
     </w:p>
     <w:p>
@@ -236,8 +215,8 @@
         <w:t xml:space="preserve">wins arguments.</w:t>
       </w:r>
     </w:p>
-    <w:bookmarkEnd w:id="20"/>
-    <w:bookmarkStart w:id="21" w:name="the-constructive"/>
+    <w:bookmarkEnd w:id="9"/>
+    <w:bookmarkStart w:id="10" w:name="the-constructive"/>
     <w:p>
       <w:pPr>
         <w:pStyle w:val="Heading2"/>
@@ -279,13 +258,7 @@
         </w:numPr>
       </w:pPr>
       <w:r>
-        <w:t xml:space="preserve">Warrant (</w:t>
-      </w:r>
-      <w:r>
-        <w:t xml:space="preserve">“This is true because…”</w:t>
-      </w:r>
-      <w:r>
-        <w:t xml:space="preserve">)</w:t>
+        <w:t xml:space="preserve">Warrant (“This is true because…”)</w:t>
       </w:r>
     </w:p>
     <w:p>
@@ -309,13 +282,7 @@
         </w:numPr>
       </w:pPr>
       <w:r>
-        <w:t xml:space="preserve">Impact (</w:t>
-      </w:r>
-      <w:r>
-        <w:t xml:space="preserve">“This is important because…”</w:t>
-      </w:r>
-      <w:r>
-        <w:t xml:space="preserve">)</w:t>
+        <w:t xml:space="preserve">Impact (“This is important because…”)</w:t>
       </w:r>
     </w:p>
     <w:p>
@@ -426,8 +393,8 @@
         <w:t xml:space="preserve">Using three claims nicely maps on to three minutes. That said, you can increase or decrease the number of claims if you think it important. Just remember that quality matters. Too few substantive claims, and it seems like you don’t have much to say; too many claims and the jury loses track of your argument.</w:t>
       </w:r>
     </w:p>
-    <w:bookmarkEnd w:id="21"/>
-    <w:bookmarkStart w:id="24" w:name="the-cross-examination"/>
+    <w:bookmarkEnd w:id="10"/>
+    <w:bookmarkStart w:id="13" w:name="the-cross-examination"/>
     <w:p>
       <w:pPr>
         <w:pStyle w:val="Heading2"/>
@@ -463,7 +430,7 @@
         <w:rPr>
           <w:rStyle w:val="FootnoteReference"/>
         </w:rPr>
-        <w:footnoteReference w:id="22"/>
+        <w:footnoteReference w:id="11"/>
       </w:r>
     </w:p>
     <w:p>
@@ -577,7 +544,7 @@
         <w:rPr>
           <w:rStyle w:val="FootnoteReference"/>
         </w:rPr>
-        <w:footnoteReference w:id="23"/>
+        <w:footnoteReference w:id="12"/>
       </w:r>
     </w:p>
     <w:p>
@@ -628,8 +595,8 @@
         <w:t xml:space="preserve">Remember: The cross examination is more typically won by asking good questions rather than having good responses. Prepare accordingly. A strong cross-examination plan can (and should) be written before debate day and probably needs only small tweaks and adjustments within the debate itself.</w:t>
       </w:r>
     </w:p>
-    <w:bookmarkEnd w:id="24"/>
-    <w:bookmarkStart w:id="25" w:name="rebuttal-and-final-focus"/>
+    <w:bookmarkEnd w:id="13"/>
+    <w:bookmarkStart w:id="14" w:name="rebuttal-and-final-focus"/>
     <w:p>
       <w:pPr>
         <w:pStyle w:val="Heading2"/>
@@ -781,7 +748,7 @@
         <w:t xml:space="preserve">Reason</w:t>
       </w:r>
     </w:p>
-    <w:bookmarkEnd w:id="25"/>
+    <w:bookmarkEnd w:id="14"/>
     <w:sectPr>
       <w:footnotePr>
         <w:numRestart w:val="eachSect"/>
@@ -811,7 +778,7 @@
       </w:r>
     </w:p>
   </w:footnote>
-  <w:footnote w:id="22">
+  <w:footnote w:id="11">
     <w:p>
       <w:pPr>
         <w:pStyle w:val="FootnoteText"/>
@@ -830,7 +797,7 @@
       </w:r>
     </w:p>
   </w:footnote>
-  <w:footnote w:id="23">
+  <w:footnote w:id="12">
     <w:p>
       <w:pPr>
         <w:pStyle w:val="FootnoteText"/>
@@ -1279,10 +1246,10 @@
   <w:docDefaults>
     <w:rPrDefault>
       <w:rPr>
-        <w:rFonts w:asciiTheme="minorHAnsi" w:cstheme="minorBidi" w:eastAsiaTheme="minorHAnsi" w:hAnsiTheme="minorHAnsi"/>
+        <w:rFonts w:asciiTheme="minorHAnsi" w:cstheme="minorBidi" w:eastAsiaTheme="minorEastAsia" w:hAnsiTheme="minorHAnsi"/>
         <w:sz w:val="24"/>
         <w:szCs w:val="24"/>
-        <w:lang w:bidi="ar-SA" w:eastAsia="en-US" w:val="en-US"/>
+        <w:lang w:bidi="ar-SA" w:eastAsia="zh-CN" w:val="en-US"/>
       </w:rPr>
     </w:rPrDefault>
     <w:pPrDefault>
@@ -1823,13 +1790,6 @@
       </w:tblCellMar>
     </w:tblPr>
     <w:tblStylePr w:type="firstRow">
-      <w:tblPr>
-        <w:jc w:val="left"/>
-        <w:tblInd w:type="dxa" w:w="0"/>
-      </w:tblPr>
-      <w:trPr>
-        <w:jc w:val="left"/>
-      </w:trPr>
       <w:tcPr>
         <w:tcBorders>
           <w:bottom w:val="single"/>
